--- a/Coding 2 - year/Unit 3 - Advanced Functions & Algorithms/Daily Lesson Plans/Word/Day 4.docx
+++ b/Coding 2 - year/Unit 3 - Advanced Functions & Algorithms/Daily Lesson Plans/Word/Day 4.docx
@@ -50,12 +50,15 @@
               </w:rPr>
               <w:t xml:space="preserve">Coding II — Full Year</w:t>
             </w:r>
-          </w:p>
-          <w:p>
-            <w:pPr>
-              <w:spacing w:before="40"/>
-              <w:jc w:val="center"/>
-            </w:pPr>
+            <w:r>
+              <w:rPr>
+                <w:rFonts w:ascii="Arial" w:cs="Arial" w:eastAsia="Arial" w:hAnsi="Arial"/>
+                <w:sz w:val="16"/>
+                <w:szCs w:val="16"/>
+              </w:rPr>
+              <w:br/>
+              <w:t xml:space="preserve"/>
+            </w:r>
             <w:r>
               <w:rPr>
                 <w:rFonts w:ascii="Arial" w:cs="Arial" w:eastAsia="Arial" w:hAnsi="Arial"/>
@@ -83,7 +86,7 @@
           <w:rFonts w:ascii="Arial" w:cs="Arial" w:eastAsia="Arial" w:hAnsi="Arial"/>
           <w:b/>
           <w:bCs/>
-          <w:color w:val="0D3B1F"/>
+          <w:color w:val="1B7A4A"/>
           <w:sz w:val="32"/>
           <w:szCs w:val="32"/>
         </w:rPr>
@@ -261,9 +264,9 @@
               <w:right w:val="single" w:color="CCCCCC" w:sz="1"/>
             </w:tcBorders>
             <w:tcMar>
-              <w:top w:type="dxa" w:w="60"/>
+              <w:top w:type="dxa" w:w="80"/>
               <w:left w:type="dxa" w:w="120"/>
-              <w:bottom w:type="dxa" w:w="60"/>
+              <w:bottom w:type="dxa" w:w="80"/>
               <w:right w:type="dxa" w:w="120"/>
             </w:tcMar>
           </w:tcPr>
@@ -290,20 +293,213 @@
               <w:right w:val="single" w:color="CCCCCC" w:sz="1"/>
             </w:tcBorders>
             <w:tcMar>
-              <w:top w:type="dxa" w:w="60"/>
+              <w:top w:type="dxa" w:w="80"/>
               <w:left w:type="dxa" w:w="120"/>
-              <w:bottom w:type="dxa" w:w="60"/>
+              <w:bottom w:type="dxa" w:w="80"/>
               <w:right w:type="dxa" w:w="120"/>
             </w:tcMar>
           </w:tcPr>
           <w:p>
-            <w:r>
-              <w:rPr>
-                <w:rFonts w:ascii="Arial" w:cs="Arial" w:eastAsia="Arial" w:hAnsi="Arial"/>
-                <w:sz w:val="20"/>
-                <w:szCs w:val="20"/>
+            <w:pPr>
+              <w:spacing w:after="80" w:before="80"/>
+            </w:pPr>
+            <w:r>
+              <w:rPr>
+                <w:rFonts w:ascii="Arial" w:cs="Arial" w:eastAsia="Arial" w:hAnsi="Arial"/>
+                <w:b/>
+                <w:bCs/>
+                <w:i w:val="false"/>
+                <w:iCs w:val="false"/>
+                <w:color w:val="000000"/>
+                <w:sz w:val="22"/>
+                <w:szCs w:val="22"/>
               </w:rPr>
               <w:t xml:space="preserve">Bell Ringer / Review</w:t>
+            </w:r>
+            <w:r>
+              <w:rPr>
+                <w:rFonts w:ascii="Arial" w:cs="Arial" w:eastAsia="Arial" w:hAnsi="Arial"/>
+                <w:sz w:val="20"/>
+                <w:szCs w:val="20"/>
+              </w:rPr>
+              <w:br/>
+              <w:t xml:space="preserve"/>
+            </w:r>
+            <w:r>
+              <w:rPr>
+                <w:rFonts w:ascii="Arial" w:cs="Arial" w:eastAsia="Arial" w:hAnsi="Arial"/>
+                <w:sz w:val="20"/>
+                <w:szCs w:val="20"/>
+              </w:rPr>
+              <w:br/>
+              <w:t xml:space="preserve"/>
+            </w:r>
+            <w:r>
+              <w:rPr>
+                <w:rFonts w:ascii="Arial" w:cs="Arial" w:eastAsia="Arial" w:hAnsi="Arial"/>
+                <w:b/>
+                <w:bCs/>
+                <w:i w:val="false"/>
+                <w:iCs w:val="false"/>
+                <w:color w:val="000000"/>
+                <w:sz w:val="20"/>
+                <w:szCs w:val="20"/>
+              </w:rPr>
+              <w:t xml:space="preserve">Quick Write </w:t>
+            </w:r>
+            <w:r>
+              <w:rPr>
+                <w:rFonts w:ascii="Arial" w:cs="Arial" w:eastAsia="Arial" w:hAnsi="Arial"/>
+                <w:b w:val="false"/>
+                <w:bCs w:val="false"/>
+                <w:i w:val="false"/>
+                <w:iCs w:val="false"/>
+                <w:color w:val="000000"/>
+                <w:sz w:val="20"/>
+                <w:szCs w:val="20"/>
+              </w:rPr>
+              <w:t xml:space="preserve">(3 min — written or verbal):</w:t>
+            </w:r>
+            <w:r>
+              <w:rPr>
+                <w:rFonts w:ascii="Arial" w:cs="Arial" w:eastAsia="Arial" w:hAnsi="Arial"/>
+                <w:sz w:val="20"/>
+                <w:szCs w:val="20"/>
+              </w:rPr>
+              <w:br/>
+              <w:t xml:space="preserve"/>
+            </w:r>
+            <w:r>
+              <w:rPr>
+                <w:rFonts w:ascii="Arial" w:cs="Arial" w:eastAsia="Arial" w:hAnsi="Arial"/>
+                <w:b w:val="false"/>
+                <w:bCs w:val="false"/>
+                <w:i w:val="false"/>
+                <w:iCs w:val="false"/>
+                <w:color w:val="000000"/>
+                <w:sz w:val="20"/>
+                <w:szCs w:val="20"/>
+              </w:rPr>
+              <w:t xml:space="preserve">    What do you already know about how to use map() and filter() to transform and select elements from sequences using functions?</w:t>
+            </w:r>
+            <w:r>
+              <w:rPr>
+                <w:rFonts w:ascii="Arial" w:cs="Arial" w:eastAsia="Arial" w:hAnsi="Arial"/>
+                <w:sz w:val="20"/>
+                <w:szCs w:val="20"/>
+              </w:rPr>
+              <w:br/>
+              <w:t xml:space="preserve"/>
+            </w:r>
+            <w:r>
+              <w:rPr>
+                <w:rFonts w:ascii="Arial" w:cs="Arial" w:eastAsia="Arial" w:hAnsi="Arial"/>
+                <w:sz w:val="20"/>
+                <w:szCs w:val="20"/>
+              </w:rPr>
+              <w:br/>
+              <w:t xml:space="preserve"/>
+            </w:r>
+            <w:r>
+              <w:rPr>
+                <w:rFonts w:ascii="Arial" w:cs="Arial" w:eastAsia="Arial" w:hAnsi="Arial"/>
+                <w:b/>
+                <w:bCs/>
+                <w:i w:val="false"/>
+                <w:iCs w:val="false"/>
+                <w:color w:val="000000"/>
+                <w:sz w:val="20"/>
+                <w:szCs w:val="20"/>
+              </w:rPr>
+              <w:t xml:space="preserve">Vocabulary Preview — </w:t>
+            </w:r>
+            <w:r>
+              <w:rPr>
+                <w:rFonts w:ascii="Arial" w:cs="Arial" w:eastAsia="Arial" w:hAnsi="Arial"/>
+                <w:b w:val="false"/>
+                <w:bCs w:val="false"/>
+                <w:i w:val="false"/>
+                <w:iCs w:val="false"/>
+                <w:color w:val="000000"/>
+                <w:sz w:val="20"/>
+                <w:szCs w:val="20"/>
+              </w:rPr>
+              <w:t xml:space="preserve">terms we'll use today:</w:t>
+            </w:r>
+            <w:r>
+              <w:rPr>
+                <w:rFonts w:ascii="Arial" w:cs="Arial" w:eastAsia="Arial" w:hAnsi="Arial"/>
+                <w:sz w:val="20"/>
+                <w:szCs w:val="20"/>
+              </w:rPr>
+              <w:br/>
+              <w:t xml:space="preserve"/>
+            </w:r>
+            <w:r>
+              <w:rPr>
+                <w:rFonts w:ascii="Arial" w:cs="Arial" w:eastAsia="Arial" w:hAnsi="Arial"/>
+                <w:b w:val="false"/>
+                <w:bCs w:val="false"/>
+                <w:i w:val="false"/>
+                <w:iCs w:val="false"/>
+                <w:color w:val="000000"/>
+                <w:sz w:val="20"/>
+                <w:szCs w:val="20"/>
+              </w:rPr>
+              <w:t xml:space="preserve">    • Higher-Order Function   •   map(function, iterable)   •   filter(function, iterable)   •   Important   •   When to use map()   •   When to use filter()</w:t>
+            </w:r>
+            <w:r>
+              <w:rPr>
+                <w:rFonts w:ascii="Arial" w:cs="Arial" w:eastAsia="Arial" w:hAnsi="Arial"/>
+                <w:sz w:val="20"/>
+                <w:szCs w:val="20"/>
+              </w:rPr>
+              <w:br/>
+              <w:t xml:space="preserve"/>
+            </w:r>
+            <w:r>
+              <w:rPr>
+                <w:rFonts w:ascii="Arial" w:cs="Arial" w:eastAsia="Arial" w:hAnsi="Arial"/>
+                <w:sz w:val="20"/>
+                <w:szCs w:val="20"/>
+              </w:rPr>
+              <w:br/>
+              <w:t xml:space="preserve"/>
+            </w:r>
+            <w:r>
+              <w:rPr>
+                <w:rFonts w:ascii="Arial" w:cs="Arial" w:eastAsia="Arial" w:hAnsi="Arial"/>
+                <w:b w:val="false"/>
+                <w:bCs w:val="false"/>
+                <w:i/>
+                <w:iCs/>
+                <w:color w:val="444444"/>
+                <w:sz w:val="20"/>
+                <w:szCs w:val="20"/>
+              </w:rPr>
+              <w:t xml:space="preserve">Today's Goal: By the end of class you will be able to use map() and filter() to transform and select elements from sequences using functions.</w:t>
+            </w:r>
+            <w:r>
+              <w:rPr>
+                <w:rFonts w:ascii="Arial" w:cs="Arial" w:eastAsia="Arial" w:hAnsi="Arial"/>
+                <w:sz w:val="20"/>
+                <w:szCs w:val="20"/>
+              </w:rPr>
+              <w:br/>
+              <w:t xml:space="preserve"/>
+            </w:r>
+            <w:r>
+              <w:rPr>
+                <w:rFonts w:ascii="Arial" w:cs="Arial" w:eastAsia="Arial" w:hAnsi="Arial"/>
+                <w:b w:val="false"/>
+                <w:bCs w:val="false"/>
+                <w:i/>
+                <w:iCs/>
+                <w:color w:val="555555"/>
+                <w:sz w:val="20"/>
+                <w:szCs w:val="20"/>
+              </w:rPr>
+              <w:t xml:space="preserve">→ Pair-share your response, then 2–3 students share with the class.</w:t>
             </w:r>
           </w:p>
         </w:tc>
@@ -319,9 +515,9 @@
               <w:right w:val="single" w:color="CCCCCC" w:sz="1"/>
             </w:tcBorders>
             <w:tcMar>
-              <w:top w:type="dxa" w:w="60"/>
+              <w:top w:type="dxa" w:w="80"/>
               <w:left w:type="dxa" w:w="120"/>
-              <w:bottom w:type="dxa" w:w="60"/>
+              <w:bottom w:type="dxa" w:w="80"/>
               <w:right w:type="dxa" w:w="120"/>
             </w:tcMar>
           </w:tcPr>
@@ -348,20 +544,261 @@
               <w:right w:val="single" w:color="CCCCCC" w:sz="1"/>
             </w:tcBorders>
             <w:tcMar>
-              <w:top w:type="dxa" w:w="60"/>
+              <w:top w:type="dxa" w:w="80"/>
               <w:left w:type="dxa" w:w="120"/>
-              <w:bottom w:type="dxa" w:w="60"/>
+              <w:bottom w:type="dxa" w:w="80"/>
               <w:right w:type="dxa" w:w="120"/>
             </w:tcMar>
           </w:tcPr>
           <w:p>
-            <w:r>
-              <w:rPr>
-                <w:rFonts w:ascii="Arial" w:cs="Arial" w:eastAsia="Arial" w:hAnsi="Arial"/>
-                <w:sz w:val="20"/>
-                <w:szCs w:val="20"/>
-              </w:rPr>
-              <w:t xml:space="preserve">Mini Lesson: Higher-Order Functions - map() and filter()</w:t>
+            <w:pPr>
+              <w:spacing w:after="80" w:before="80"/>
+            </w:pPr>
+            <w:r>
+              <w:rPr>
+                <w:rFonts w:ascii="Arial" w:cs="Arial" w:eastAsia="Arial" w:hAnsi="Arial"/>
+                <w:b/>
+                <w:bCs/>
+                <w:i w:val="false"/>
+                <w:iCs w:val="false"/>
+                <w:color w:val="000000"/>
+                <w:sz w:val="22"/>
+                <w:szCs w:val="22"/>
+              </w:rPr>
+              <w:t xml:space="preserve">Mini Lesson: </w:t>
+            </w:r>
+            <w:r>
+              <w:rPr>
+                <w:rFonts w:ascii="Arial" w:cs="Arial" w:eastAsia="Arial" w:hAnsi="Arial"/>
+                <w:b w:val="false"/>
+                <w:bCs w:val="false"/>
+                <w:i w:val="false"/>
+                <w:iCs w:val="false"/>
+                <w:color w:val="000000"/>
+                <w:sz w:val="22"/>
+                <w:szCs w:val="22"/>
+              </w:rPr>
+              <w:t xml:space="preserve">Higher-Order Functions - map() and filter()</w:t>
+            </w:r>
+            <w:r>
+              <w:rPr>
+                <w:rFonts w:ascii="Arial" w:cs="Arial" w:eastAsia="Arial" w:hAnsi="Arial"/>
+                <w:sz w:val="20"/>
+                <w:szCs w:val="20"/>
+              </w:rPr>
+              <w:br/>
+              <w:t xml:space="preserve"/>
+            </w:r>
+            <w:r>
+              <w:rPr>
+                <w:rFonts w:ascii="Arial" w:cs="Arial" w:eastAsia="Arial" w:hAnsi="Arial"/>
+                <w:sz w:val="20"/>
+                <w:szCs w:val="20"/>
+              </w:rPr>
+              <w:br/>
+              <w:t xml:space="preserve"/>
+            </w:r>
+            <w:r>
+              <w:rPr>
+                <w:rFonts w:ascii="Arial" w:cs="Arial" w:eastAsia="Arial" w:hAnsi="Arial"/>
+                <w:b/>
+                <w:bCs/>
+                <w:i/>
+                <w:iCs/>
+                <w:color w:val="000000"/>
+                <w:sz w:val="20"/>
+                <w:szCs w:val="20"/>
+              </w:rPr>
+              <w:t xml:space="preserve">Learning Target: </w:t>
+            </w:r>
+            <w:r>
+              <w:rPr>
+                <w:rFonts w:ascii="Arial" w:cs="Arial" w:eastAsia="Arial" w:hAnsi="Arial"/>
+                <w:b w:val="false"/>
+                <w:bCs w:val="false"/>
+                <w:i/>
+                <w:iCs/>
+                <w:color w:val="333333"/>
+                <w:sz w:val="20"/>
+                <w:szCs w:val="20"/>
+              </w:rPr>
+              <w:t xml:space="preserve">I can use map() and filter() to transform and select elements from sequences using functions.</w:t>
+            </w:r>
+            <w:r>
+              <w:rPr>
+                <w:rFonts w:ascii="Arial" w:cs="Arial" w:eastAsia="Arial" w:hAnsi="Arial"/>
+                <w:sz w:val="20"/>
+                <w:szCs w:val="20"/>
+              </w:rPr>
+              <w:br/>
+              <w:t xml:space="preserve"/>
+            </w:r>
+            <w:r>
+              <w:rPr>
+                <w:rFonts w:ascii="Arial" w:cs="Arial" w:eastAsia="Arial" w:hAnsi="Arial"/>
+                <w:sz w:val="20"/>
+                <w:szCs w:val="20"/>
+              </w:rPr>
+              <w:br/>
+              <w:t xml:space="preserve"/>
+            </w:r>
+            <w:r>
+              <w:rPr>
+                <w:rFonts w:ascii="Arial" w:cs="Arial" w:eastAsia="Arial" w:hAnsi="Arial"/>
+                <w:b w:val="false"/>
+                <w:bCs w:val="false"/>
+                <w:i w:val="false"/>
+                <w:iCs w:val="false"/>
+                <w:color w:val="000000"/>
+                <w:sz w:val="20"/>
+                <w:szCs w:val="20"/>
+              </w:rPr>
+              <w:t xml:space="preserve">Higher-Order Function — A function that takes another function as an argument or returns a function. map() and filter() are built-in higher-order functions.</w:t>
+            </w:r>
+            <w:r>
+              <w:rPr>
+                <w:rFonts w:ascii="Arial" w:cs="Arial" w:eastAsia="Arial" w:hAnsi="Arial"/>
+                <w:sz w:val="20"/>
+                <w:szCs w:val="20"/>
+              </w:rPr>
+              <w:br/>
+              <w:t xml:space="preserve"/>
+            </w:r>
+            <w:r>
+              <w:rPr>
+                <w:rFonts w:ascii="Arial" w:cs="Arial" w:eastAsia="Arial" w:hAnsi="Arial"/>
+                <w:b w:val="false"/>
+                <w:bCs w:val="false"/>
+                <w:i w:val="false"/>
+                <w:iCs w:val="false"/>
+                <w:color w:val="000000"/>
+                <w:sz w:val="20"/>
+                <w:szCs w:val="20"/>
+              </w:rPr>
+              <w:t xml:space="preserve">map(function, iterable) — Applies a function to every element in an iterable and returns a new iterable (iterator) of the results. It transforms each item.</w:t>
+            </w:r>
+            <w:r>
+              <w:rPr>
+                <w:rFonts w:ascii="Arial" w:cs="Arial" w:eastAsia="Arial" w:hAnsi="Arial"/>
+                <w:sz w:val="20"/>
+                <w:szCs w:val="20"/>
+              </w:rPr>
+              <w:br/>
+              <w:t xml:space="preserve"/>
+            </w:r>
+            <w:r>
+              <w:rPr>
+                <w:rFonts w:ascii="Arial" w:cs="Arial" w:eastAsia="Arial" w:hAnsi="Arial"/>
+                <w:sz w:val="20"/>
+                <w:szCs w:val="20"/>
+              </w:rPr>
+              <w:br/>
+              <w:t xml:space="preserve"/>
+            </w:r>
+            <w:r>
+              <w:rPr>
+                <w:rFonts w:ascii="Arial" w:cs="Arial" w:eastAsia="Arial" w:hAnsi="Arial"/>
+                <w:b/>
+                <w:bCs/>
+                <w:i w:val="false"/>
+                <w:iCs w:val="false"/>
+                <w:color w:val="000000"/>
+                <w:sz w:val="20"/>
+                <w:szCs w:val="20"/>
+              </w:rPr>
+              <w:t xml:space="preserve">Vocabulary: </w:t>
+            </w:r>
+            <w:r>
+              <w:rPr>
+                <w:rFonts w:ascii="Arial" w:cs="Arial" w:eastAsia="Arial" w:hAnsi="Arial"/>
+                <w:b w:val="false"/>
+                <w:bCs w:val="false"/>
+                <w:i w:val="false"/>
+                <w:iCs w:val="false"/>
+                <w:color w:val="000000"/>
+                <w:sz w:val="20"/>
+                <w:szCs w:val="20"/>
+              </w:rPr>
+              <w:t xml:space="preserve">Higher-Order Function, map(function, iterable), filter(function, iterable), Important, When to use map(), When to use filter()</w:t>
+            </w:r>
+            <w:r>
+              <w:rPr>
+                <w:rFonts w:ascii="Arial" w:cs="Arial" w:eastAsia="Arial" w:hAnsi="Arial"/>
+                <w:sz w:val="20"/>
+                <w:szCs w:val="20"/>
+              </w:rPr>
+              <w:br/>
+              <w:t xml:space="preserve"/>
+            </w:r>
+            <w:r>
+              <w:rPr>
+                <w:rFonts w:ascii="Arial" w:cs="Arial" w:eastAsia="Arial" w:hAnsi="Arial"/>
+                <w:sz w:val="20"/>
+                <w:szCs w:val="20"/>
+              </w:rPr>
+              <w:br/>
+              <w:t xml:space="preserve"/>
+            </w:r>
+            <w:r>
+              <w:rPr>
+                <w:rFonts w:ascii="Arial" w:cs="Arial" w:eastAsia="Arial" w:hAnsi="Arial"/>
+                <w:b/>
+                <w:bCs/>
+                <w:i/>
+                <w:iCs/>
+                <w:color w:val="555555"/>
+                <w:sz w:val="20"/>
+                <w:szCs w:val="20"/>
+              </w:rPr>
+              <w:t xml:space="preserve">→ Live Demo — </w:t>
+            </w:r>
+            <w:r>
+              <w:rPr>
+                <w:rFonts w:ascii="Arial" w:cs="Arial" w:eastAsia="Arial" w:hAnsi="Arial"/>
+                <w:b w:val="false"/>
+                <w:bCs w:val="false"/>
+                <w:i/>
+                <w:iCs/>
+                <w:color w:val="555555"/>
+                <w:sz w:val="20"/>
+                <w:szCs w:val="20"/>
+              </w:rPr>
+              <w:t xml:space="preserve">type examples as students follow along in their own editor.</w:t>
+            </w:r>
+            <w:r>
+              <w:rPr>
+                <w:rFonts w:ascii="Arial" w:cs="Arial" w:eastAsia="Arial" w:hAnsi="Arial"/>
+                <w:sz w:val="20"/>
+                <w:szCs w:val="20"/>
+              </w:rPr>
+              <w:br/>
+              <w:t xml:space="preserve"/>
+            </w:r>
+            <w:r>
+              <w:rPr>
+                <w:rFonts w:ascii="Arial" w:cs="Arial" w:eastAsia="Arial" w:hAnsi="Arial"/>
+                <w:b/>
+                <w:bCs/>
+                <w:i/>
+                <w:iCs/>
+                <w:color w:val="555555"/>
+                <w:sz w:val="20"/>
+                <w:szCs w:val="20"/>
+              </w:rPr>
+              <w:t xml:space="preserve">→ Check for Understanding: </w:t>
+            </w:r>
+            <w:r>
+              <w:rPr>
+                <w:rFonts w:ascii="Arial" w:cs="Arial" w:eastAsia="Arial" w:hAnsi="Arial"/>
+                <w:b w:val="false"/>
+                <w:bCs w:val="false"/>
+                <w:i/>
+                <w:iCs/>
+                <w:color w:val="555555"/>
+                <w:sz w:val="20"/>
+                <w:szCs w:val="20"/>
+              </w:rPr>
+              <w:t xml:space="preserve">pause and cold-call: “Can someone explain what we just did in their own words?”</w:t>
             </w:r>
           </w:p>
         </w:tc>
@@ -377,9 +814,9 @@
               <w:right w:val="single" w:color="CCCCCC" w:sz="1"/>
             </w:tcBorders>
             <w:tcMar>
-              <w:top w:type="dxa" w:w="60"/>
+              <w:top w:type="dxa" w:w="80"/>
               <w:left w:type="dxa" w:w="120"/>
-              <w:bottom w:type="dxa" w:w="60"/>
+              <w:bottom w:type="dxa" w:w="80"/>
               <w:right w:type="dxa" w:w="120"/>
             </w:tcMar>
           </w:tcPr>
@@ -406,20 +843,90 @@
               <w:right w:val="single" w:color="CCCCCC" w:sz="1"/>
             </w:tcBorders>
             <w:tcMar>
-              <w:top w:type="dxa" w:w="60"/>
+              <w:top w:type="dxa" w:w="80"/>
               <w:left w:type="dxa" w:w="120"/>
-              <w:bottom w:type="dxa" w:w="60"/>
+              <w:bottom w:type="dxa" w:w="80"/>
               <w:right w:type="dxa" w:w="120"/>
             </w:tcMar>
           </w:tcPr>
           <w:p>
-            <w:r>
-              <w:rPr>
-                <w:rFonts w:ascii="Arial" w:cs="Arial" w:eastAsia="Arial" w:hAnsi="Arial"/>
-                <w:sz w:val="20"/>
-                <w:szCs w:val="20"/>
+            <w:pPr>
+              <w:spacing w:after="80" w:before="80"/>
+            </w:pPr>
+            <w:r>
+              <w:rPr>
+                <w:rFonts w:ascii="Arial" w:cs="Arial" w:eastAsia="Arial" w:hAnsi="Arial"/>
+                <w:b/>
+                <w:bCs/>
+                <w:i w:val="false"/>
+                <w:iCs w:val="false"/>
+                <w:color w:val="000000"/>
+                <w:sz w:val="22"/>
+                <w:szCs w:val="22"/>
               </w:rPr>
               <w:t xml:space="preserve">Guided Practice</w:t>
+            </w:r>
+            <w:r>
+              <w:rPr>
+                <w:rFonts w:ascii="Arial" w:cs="Arial" w:eastAsia="Arial" w:hAnsi="Arial"/>
+                <w:sz w:val="20"/>
+                <w:szCs w:val="20"/>
+              </w:rPr>
+              <w:br/>
+              <w:t xml:space="preserve"/>
+            </w:r>
+            <w:r>
+              <w:rPr>
+                <w:rFonts w:ascii="Arial" w:cs="Arial" w:eastAsia="Arial" w:hAnsi="Arial"/>
+                <w:sz w:val="20"/>
+                <w:szCs w:val="20"/>
+              </w:rPr>
+              <w:br/>
+              <w:t xml:space="preserve"/>
+            </w:r>
+            <w:r>
+              <w:rPr>
+                <w:rFonts w:ascii="Arial" w:cs="Arial" w:eastAsia="Arial" w:hAnsi="Arial"/>
+                <w:b w:val="false"/>
+                <w:bCs w:val="false"/>
+                <w:i w:val="false"/>
+                <w:iCs w:val="false"/>
+                <w:color w:val="000000"/>
+                <w:sz w:val="20"/>
+                <w:szCs w:val="20"/>
+              </w:rPr>
+              <w:t xml:space="preserve">Step 1: Use map() to convert a list of temperatures from Celsius to Fahrenheit.</w:t>
+            </w:r>
+            <w:r>
+              <w:rPr>
+                <w:rFonts w:ascii="Arial" w:cs="Arial" w:eastAsia="Arial" w:hAnsi="Arial"/>
+                <w:sz w:val="20"/>
+                <w:szCs w:val="20"/>
+              </w:rPr>
+              <w:br/>
+              <w:t xml:space="preserve"/>
+            </w:r>
+            <w:r>
+              <w:rPr>
+                <w:rFonts w:ascii="Arial" w:cs="Arial" w:eastAsia="Arial" w:hAnsi="Arial"/>
+                <w:sz w:val="20"/>
+                <w:szCs w:val="20"/>
+              </w:rPr>
+              <w:br/>
+              <w:t xml:space="preserve"/>
+            </w:r>
+            <w:r>
+              <w:rPr>
+                <w:rFonts w:ascii="Arial" w:cs="Arial" w:eastAsia="Arial" w:hAnsi="Arial"/>
+                <w:b w:val="false"/>
+                <w:bCs w:val="false"/>
+                <w:i/>
+                <w:iCs/>
+                <w:color w:val="555555"/>
+                <w:sz w:val="20"/>
+                <w:szCs w:val="20"/>
+              </w:rPr>
+              <w:t xml:space="preserve">→ Teacher models — students try alongside, then compare results.</w:t>
             </w:r>
           </w:p>
         </w:tc>
@@ -435,9 +942,9 @@
               <w:right w:val="single" w:color="CCCCCC" w:sz="1"/>
             </w:tcBorders>
             <w:tcMar>
-              <w:top w:type="dxa" w:w="60"/>
+              <w:top w:type="dxa" w:w="80"/>
               <w:left w:type="dxa" w:w="120"/>
-              <w:bottom w:type="dxa" w:w="60"/>
+              <w:bottom w:type="dxa" w:w="80"/>
               <w:right w:type="dxa" w:w="120"/>
             </w:tcMar>
           </w:tcPr>
@@ -450,7 +957,7 @@
                 <w:sz w:val="20"/>
                 <w:szCs w:val="20"/>
               </w:rPr>
-              <w:t xml:space="preserve">15-20 min</w:t>
+              <w:t xml:space="preserve">15–20 min</w:t>
             </w:r>
           </w:p>
         </w:tc>
@@ -464,20 +971,81 @@
               <w:right w:val="single" w:color="CCCCCC" w:sz="1"/>
             </w:tcBorders>
             <w:tcMar>
-              <w:top w:type="dxa" w:w="60"/>
+              <w:top w:type="dxa" w:w="80"/>
               <w:left w:type="dxa" w:w="120"/>
-              <w:bottom w:type="dxa" w:w="60"/>
+              <w:bottom w:type="dxa" w:w="80"/>
               <w:right w:type="dxa" w:w="120"/>
             </w:tcMar>
           </w:tcPr>
           <w:p>
-            <w:r>
-              <w:rPr>
-                <w:rFonts w:ascii="Arial" w:cs="Arial" w:eastAsia="Arial" w:hAnsi="Arial"/>
-                <w:sz w:val="20"/>
-                <w:szCs w:val="20"/>
+            <w:pPr>
+              <w:spacing w:after="80" w:before="80"/>
+            </w:pPr>
+            <w:r>
+              <w:rPr>
+                <w:rFonts w:ascii="Arial" w:cs="Arial" w:eastAsia="Arial" w:hAnsi="Arial"/>
+                <w:b/>
+                <w:bCs/>
+                <w:i w:val="false"/>
+                <w:iCs w:val="false"/>
+                <w:color w:val="000000"/>
+                <w:sz w:val="22"/>
+                <w:szCs w:val="22"/>
               </w:rPr>
               <w:t xml:space="preserve">Independent Practice / Code Along</w:t>
+            </w:r>
+            <w:r>
+              <w:rPr>
+                <w:rFonts w:ascii="Arial" w:cs="Arial" w:eastAsia="Arial" w:hAnsi="Arial"/>
+                <w:sz w:val="20"/>
+                <w:szCs w:val="20"/>
+              </w:rPr>
+              <w:br/>
+              <w:t xml:space="preserve"/>
+            </w:r>
+            <w:r>
+              <w:rPr>
+                <w:rFonts w:ascii="Arial" w:cs="Arial" w:eastAsia="Arial" w:hAnsi="Arial"/>
+                <w:b w:val="false"/>
+                <w:bCs w:val="false"/>
+                <w:i w:val="false"/>
+                <w:iCs w:val="false"/>
+                <w:color w:val="000000"/>
+                <w:sz w:val="20"/>
+                <w:szCs w:val="20"/>
+              </w:rPr>
+              <w:t xml:space="preserve">    Work through problems from the day's exercise set.</w:t>
+            </w:r>
+            <w:r>
+              <w:rPr>
+                <w:rFonts w:ascii="Arial" w:cs="Arial" w:eastAsia="Arial" w:hAnsi="Arial"/>
+                <w:sz w:val="20"/>
+                <w:szCs w:val="20"/>
+              </w:rPr>
+              <w:br/>
+              <w:t xml:space="preserve"/>
+            </w:r>
+            <w:r>
+              <w:rPr>
+                <w:rFonts w:ascii="Arial" w:cs="Arial" w:eastAsia="Arial" w:hAnsi="Arial"/>
+                <w:sz w:val="20"/>
+                <w:szCs w:val="20"/>
+              </w:rPr>
+              <w:br/>
+              <w:t xml:space="preserve"/>
+            </w:r>
+            <w:r>
+              <w:rPr>
+                <w:rFonts w:ascii="Arial" w:cs="Arial" w:eastAsia="Arial" w:hAnsi="Arial"/>
+                <w:b w:val="false"/>
+                <w:bCs w:val="false"/>
+                <w:i/>
+                <w:iCs/>
+                <w:color w:val="555555"/>
+                <w:sz w:val="20"/>
+                <w:szCs w:val="20"/>
+              </w:rPr>
+              <w:t xml:space="preserve">→ Teacher circulates — offer hints, check for understanding.</w:t>
             </w:r>
           </w:p>
         </w:tc>
@@ -493,9 +1061,9 @@
               <w:right w:val="single" w:color="CCCCCC" w:sz="1"/>
             </w:tcBorders>
             <w:tcMar>
-              <w:top w:type="dxa" w:w="60"/>
+              <w:top w:type="dxa" w:w="80"/>
               <w:left w:type="dxa" w:w="120"/>
-              <w:bottom w:type="dxa" w:w="60"/>
+              <w:bottom w:type="dxa" w:w="80"/>
               <w:right w:type="dxa" w:w="120"/>
             </w:tcMar>
           </w:tcPr>
@@ -522,20 +1090,90 @@
               <w:right w:val="single" w:color="CCCCCC" w:sz="1"/>
             </w:tcBorders>
             <w:tcMar>
-              <w:top w:type="dxa" w:w="60"/>
+              <w:top w:type="dxa" w:w="80"/>
               <w:left w:type="dxa" w:w="120"/>
-              <w:bottom w:type="dxa" w:w="60"/>
+              <w:bottom w:type="dxa" w:w="80"/>
               <w:right w:type="dxa" w:w="120"/>
             </w:tcMar>
           </w:tcPr>
           <w:p>
-            <w:r>
-              <w:rPr>
-                <w:rFonts w:ascii="Arial" w:cs="Arial" w:eastAsia="Arial" w:hAnsi="Arial"/>
-                <w:sz w:val="20"/>
-                <w:szCs w:val="20"/>
+            <w:pPr>
+              <w:spacing w:after="80" w:before="80"/>
+            </w:pPr>
+            <w:r>
+              <w:rPr>
+                <w:rFonts w:ascii="Arial" w:cs="Arial" w:eastAsia="Arial" w:hAnsi="Arial"/>
+                <w:b/>
+                <w:bCs/>
+                <w:i w:val="false"/>
+                <w:iCs w:val="false"/>
+                <w:color w:val="000000"/>
+                <w:sz w:val="22"/>
+                <w:szCs w:val="22"/>
               </w:rPr>
               <w:t xml:space="preserve">Exit Ticket / Wrap-Up</w:t>
+            </w:r>
+            <w:r>
+              <w:rPr>
+                <w:rFonts w:ascii="Arial" w:cs="Arial" w:eastAsia="Arial" w:hAnsi="Arial"/>
+                <w:sz w:val="20"/>
+                <w:szCs w:val="20"/>
+              </w:rPr>
+              <w:br/>
+              <w:t xml:space="preserve"/>
+            </w:r>
+            <w:r>
+              <w:rPr>
+                <w:rFonts w:ascii="Arial" w:cs="Arial" w:eastAsia="Arial" w:hAnsi="Arial"/>
+                <w:sz w:val="20"/>
+                <w:szCs w:val="20"/>
+              </w:rPr>
+              <w:br/>
+              <w:t xml:space="preserve"/>
+            </w:r>
+            <w:r>
+              <w:rPr>
+                <w:rFonts w:ascii="Arial" w:cs="Arial" w:eastAsia="Arial" w:hAnsi="Arial"/>
+                <w:b w:val="false"/>
+                <w:bCs w:val="false"/>
+                <w:i w:val="false"/>
+                <w:iCs w:val="false"/>
+                <w:color w:val="000000"/>
+                <w:sz w:val="20"/>
+                <w:szCs w:val="20"/>
+              </w:rPr>
+              <w:t xml:space="preserve">Quick Check: Use map() and filter() to transform and select elements from sequences using functions?</w:t>
+            </w:r>
+            <w:r>
+              <w:rPr>
+                <w:rFonts w:ascii="Arial" w:cs="Arial" w:eastAsia="Arial" w:hAnsi="Arial"/>
+                <w:sz w:val="20"/>
+                <w:szCs w:val="20"/>
+              </w:rPr>
+              <w:br/>
+              <w:t xml:space="preserve"/>
+            </w:r>
+            <w:r>
+              <w:rPr>
+                <w:rFonts w:ascii="Arial" w:cs="Arial" w:eastAsia="Arial" w:hAnsi="Arial"/>
+                <w:sz w:val="20"/>
+                <w:szCs w:val="20"/>
+              </w:rPr>
+              <w:br/>
+              <w:t xml:space="preserve"/>
+            </w:r>
+            <w:r>
+              <w:rPr>
+                <w:rFonts w:ascii="Arial" w:cs="Arial" w:eastAsia="Arial" w:hAnsi="Arial"/>
+                <w:b w:val="false"/>
+                <w:bCs w:val="false"/>
+                <w:i/>
+                <w:iCs/>
+                <w:color w:val="555555"/>
+                <w:sz w:val="20"/>
+                <w:szCs w:val="20"/>
+              </w:rPr>
+              <w:t xml:space="preserve">→ 3–2–1: Name 3 things learned, 2 new vocab words, 1 question you still have.</w:t>
             </w:r>
           </w:p>
         </w:tc>
@@ -710,19 +1348,6 @@
                 <w:sz w:val="18"/>
                 <w:szCs w:val="18"/>
               </w:rPr>
-              <w:t xml:space="preserve"># Example 1: map() - transform every element</w:t>
-            </w:r>
-          </w:p>
-          <w:p>
-            <w:pPr>
-              <w:spacing w:after="20"/>
-            </w:pPr>
-            <w:r>
-              <w:rPr>
-                <w:rFonts w:ascii="Courier New" w:cs="Courier New" w:eastAsia="Courier New" w:hAnsi="Courier New"/>
-                <w:sz w:val="18"/>
-                <w:szCs w:val="18"/>
-              </w:rPr>
               <w:t xml:space="preserve">numbers = [1, 2, 3, 4, 5]</w:t>
             </w:r>
           </w:p>
@@ -775,7 +1400,7 @@
                 <w:sz w:val="18"/>
                 <w:szCs w:val="18"/>
               </w:rPr>
-              <w:t xml:space="preserve"># Example 2: map() with a named function</w:t>
+              <w:t xml:space="preserve"> </w:t>
             </w:r>
           </w:p>
           <w:p>
@@ -879,7 +1504,7 @@
                 <w:sz w:val="18"/>
                 <w:szCs w:val="18"/>
               </w:rPr>
-              <w:t xml:space="preserve"># Example 3: filter() - select elements</w:t>
+              <w:t xml:space="preserve"> </w:t>
             </w:r>
           </w:p>
           <w:p>
@@ -944,7 +1569,7 @@
                 <w:sz w:val="18"/>
                 <w:szCs w:val="18"/>
               </w:rPr>
-              <w:t xml:space="preserve"># Example 4: filter() with a named function</w:t>
+              <w:t xml:space="preserve"> </w:t>
             </w:r>
           </w:p>
           <w:p>
@@ -1048,7 +1673,7 @@
                 <w:sz w:val="18"/>
                 <w:szCs w:val="18"/>
               </w:rPr>
-              <w:t xml:space="preserve"># Example 5: Chaining map() and filter()</w:t>
+              <w:t xml:space="preserve"> </w:t>
             </w:r>
           </w:p>
           <w:p>
@@ -1074,7 +1699,7 @@
                 <w:sz w:val="18"/>
                 <w:szCs w:val="18"/>
               </w:rPr>
-              <w:t xml:space="preserve"># Get only even numbers, then square them</w:t>
+              <w:t xml:space="preserve"> </w:t>
             </w:r>
           </w:p>
           <w:p>
@@ -1126,7 +1751,7 @@
                 <w:sz w:val="18"/>
                 <w:szCs w:val="18"/>
               </w:rPr>
-              <w:t xml:space="preserve"># Example 6: map() with multiple iterables</w:t>
+              <w:t xml:space="preserve"> </w:t>
             </w:r>
           </w:p>
           <w:p>
@@ -1204,7 +1829,7 @@
                 <w:sz w:val="18"/>
                 <w:szCs w:val="18"/>
               </w:rPr>
-              <w:t xml:space="preserve"># Example 7: Real-world example - processing user data</w:t>
+              <w:t xml:space="preserve"> </w:t>
             </w:r>
           </w:p>
           <w:p>
@@ -1295,7 +1920,7 @@
                 <w:sz w:val="18"/>
                 <w:szCs w:val="18"/>
               </w:rPr>
-              <w:t xml:space="preserve"># Extract just names using map</w:t>
+              <w:t xml:space="preserve"> </w:t>
             </w:r>
           </w:p>
           <w:p>
@@ -1347,7 +1972,7 @@
                 <w:sz w:val="18"/>
                 <w:szCs w:val="18"/>
               </w:rPr>
-              <w:t xml:space="preserve"># Filter adults (18+)</w:t>
+              <w:t xml:space="preserve"> </w:t>
             </w:r>
           </w:p>
           <w:p>
@@ -1399,7 +2024,7 @@
                 <w:sz w:val="18"/>
                 <w:szCs w:val="18"/>
               </w:rPr>
-              <w:t xml:space="preserve"># Example 8: Converting strings to numbers</w:t>
+              <w:t xml:space="preserve"> </w:t>
             </w:r>
           </w:p>
           <w:p>
@@ -1996,19 +2621,6 @@
                 <w:sz w:val="18"/>
                 <w:szCs w:val="18"/>
               </w:rPr>
-              <w:t xml:space="preserve"># Beginner</w:t>
-            </w:r>
-          </w:p>
-          <w:p>
-            <w:pPr>
-              <w:spacing w:after="20"/>
-            </w:pPr>
-            <w:r>
-              <w:rPr>
-                <w:rFonts w:ascii="Courier New" w:cs="Courier New" w:eastAsia="Courier New" w:hAnsi="Courier New"/>
-                <w:sz w:val="18"/>
-                <w:szCs w:val="18"/>
-              </w:rPr>
               <w:t xml:space="preserve">numbers = [1, 2, 3, 4, 5]</w:t>
             </w:r>
           </w:p>
@@ -2061,7 +2673,7 @@
                 <w:sz w:val="18"/>
                 <w:szCs w:val="18"/>
               </w:rPr>
-              <w:t xml:space="preserve"># Intermediate</w:t>
+              <w:t xml:space="preserve"> </w:t>
             </w:r>
           </w:p>
           <w:p>
@@ -2126,7 +2738,7 @@
                 <w:sz w:val="18"/>
                 <w:szCs w:val="18"/>
               </w:rPr>
-              <w:t xml:space="preserve"># Challenge</w:t>
+              <w:t xml:space="preserve"> </w:t>
             </w:r>
           </w:p>
           <w:p>

--- a/Coding 2 - year/Unit 3 - Advanced Functions & Algorithms/Daily Lesson Plans/Word/Day 4.docx
+++ b/Coding 2 - year/Unit 3 - Advanced Functions & Algorithms/Daily Lesson Plans/Word/Day 4.docx
@@ -380,7 +380,7 @@
                 <w:sz w:val="20"/>
                 <w:szCs w:val="20"/>
               </w:rPr>
-              <w:t xml:space="preserve">    What do you already know about how to use map() and filter() to transform and select elements from sequences using functions?</w:t>
+              <w:t xml:space="preserve">    Have you ever used map() before? Where might map() be useful in a real program?</w:t>
             </w:r>
             <w:r>
               <w:rPr>
@@ -477,7 +477,7 @@
                 <w:sz w:val="20"/>
                 <w:szCs w:val="20"/>
               </w:rPr>
-              <w:t xml:space="preserve">Today's Goal: By the end of class you will be able to use map() and filter() to transform and select elements from sequences using functions.</w:t>
+              <w:t xml:space="preserve">Today’s Goal: By the end of class you will be able to use map() and filter() to transform and select elements from sequences using functions.</w:t>
             </w:r>
             <w:r>
               <w:rPr>
@@ -1142,7 +1142,7 @@
                 <w:sz w:val="20"/>
                 <w:szCs w:val="20"/>
               </w:rPr>
-              <w:t xml:space="preserve">Quick Check: Use map() and filter() to transform and select elements from sequences using functions?</w:t>
+              <w:t xml:space="preserve">Write the key syntax or steps for using map(). What's one mistake beginners commonly make?</w:t>
             </w:r>
             <w:r>
               <w:rPr>

--- a/Coding 2 - year/Unit 3 - Advanced Functions & Algorithms/Daily Lesson Plans/Word/Day 4.docx
+++ b/Coding 2 - year/Unit 3 - Advanced Functions & Algorithms/Daily Lesson Plans/Word/Day 4.docx
@@ -1006,6 +1006,19 @@
             <w:r>
               <w:rPr>
                 <w:rFonts w:ascii="Arial" w:cs="Arial" w:eastAsia="Arial" w:hAnsi="Arial"/>
+                <w:b/>
+                <w:bCs/>
+                <w:i w:val="false"/>
+                <w:iCs w:val="false"/>
+                <w:color w:val="000000"/>
+                <w:sz w:val="20"/>
+                <w:szCs w:val="20"/>
+              </w:rPr>
+              <w:t xml:space="preserve">    Beginner: </w:t>
+            </w:r>
+            <w:r>
+              <w:rPr>
+                <w:rFonts w:ascii="Arial" w:cs="Arial" w:eastAsia="Arial" w:hAnsi="Arial"/>
                 <w:b w:val="false"/>
                 <w:bCs w:val="false"/>
                 <w:i w:val="false"/>
@@ -1014,7 +1027,77 @@
                 <w:sz w:val="20"/>
                 <w:szCs w:val="20"/>
               </w:rPr>
-              <w:t xml:space="preserve">    Work through problems from the day's exercise set.</w:t>
+              <w:t xml:space="preserve">Use map() to double every number in a list.</w:t>
+            </w:r>
+            <w:r>
+              <w:rPr>
+                <w:rFonts w:ascii="Arial" w:cs="Arial" w:eastAsia="Arial" w:hAnsi="Arial"/>
+                <w:sz w:val="20"/>
+                <w:szCs w:val="20"/>
+              </w:rPr>
+              <w:br/>
+              <w:t xml:space="preserve"/>
+            </w:r>
+            <w:r>
+              <w:rPr>
+                <w:rFonts w:ascii="Arial" w:cs="Arial" w:eastAsia="Arial" w:hAnsi="Arial"/>
+                <w:b/>
+                <w:bCs/>
+                <w:i w:val="false"/>
+                <w:iCs w:val="false"/>
+                <w:color w:val="000000"/>
+                <w:sz w:val="20"/>
+                <w:szCs w:val="20"/>
+              </w:rPr>
+              <w:t xml:space="preserve">    Intermediate: </w:t>
+            </w:r>
+            <w:r>
+              <w:rPr>
+                <w:rFonts w:ascii="Arial" w:cs="Arial" w:eastAsia="Arial" w:hAnsi="Arial"/>
+                <w:b w:val="false"/>
+                <w:bCs w:val="false"/>
+                <w:i w:val="false"/>
+                <w:iCs w:val="false"/>
+                <w:color w:val="000000"/>
+                <w:sz w:val="20"/>
+                <w:szCs w:val="20"/>
+              </w:rPr>
+              <w:t xml:space="preserve">Use filter() to keep only strings that contain the letter "a", then use map() to convert them all to uppercase.</w:t>
+            </w:r>
+            <w:r>
+              <w:rPr>
+                <w:rFonts w:ascii="Arial" w:cs="Arial" w:eastAsia="Arial" w:hAnsi="Arial"/>
+                <w:sz w:val="20"/>
+                <w:szCs w:val="20"/>
+              </w:rPr>
+              <w:br/>
+              <w:t xml:space="preserve"/>
+            </w:r>
+            <w:r>
+              <w:rPr>
+                <w:rFonts w:ascii="Arial" w:cs="Arial" w:eastAsia="Arial" w:hAnsi="Arial"/>
+                <w:b/>
+                <w:bCs/>
+                <w:i w:val="false"/>
+                <w:iCs w:val="false"/>
+                <w:color w:val="000000"/>
+                <w:sz w:val="20"/>
+                <w:szCs w:val="20"/>
+              </w:rPr>
+              <w:t xml:space="preserve">    Challenge: </w:t>
+            </w:r>
+            <w:r>
+              <w:rPr>
+                <w:rFonts w:ascii="Arial" w:cs="Arial" w:eastAsia="Arial" w:hAnsi="Arial"/>
+                <w:b w:val="false"/>
+                <w:bCs w:val="false"/>
+                <w:i w:val="false"/>
+                <w:iCs w:val="false"/>
+                <w:color w:val="000000"/>
+                <w:sz w:val="20"/>
+                <w:szCs w:val="20"/>
+              </w:rPr>
+              <w:t xml:space="preserve">Create a function that takes a list of products (with price and discount fields) and returns the final prices after applying discounts using…</w:t>
             </w:r>
             <w:r>
               <w:rPr>
@@ -2954,6 +3037,94 @@
       <w:pPr>
         <w:spacing w:after="160"/>
       </w:pPr>
+    </w:p>
+    <w:p>
+      <w:pPr>
+        <w:pBdr>
+          <w:bottom w:val="single" w:color="1B7A4A" w:sz="4" w:space="4"/>
+        </w:pBdr>
+        <w:spacing w:after="100" w:before="120"/>
+      </w:pPr>
+      <w:r>
+        <w:rPr>
+          <w:rFonts w:ascii="Arial" w:cs="Arial" w:eastAsia="Arial" w:hAnsi="Arial"/>
+          <w:b/>
+          <w:bCs/>
+          <w:color w:val="1B7A4A"/>
+          <w:sz w:val="24"/>
+          <w:szCs w:val="24"/>
+        </w:rPr>
+        <w:t xml:space="preserve">Practice Problems</w:t>
+      </w:r>
+    </w:p>
+    <w:p>
+      <w:pPr>
+        <w:spacing w:after="80"/>
+      </w:pPr>
+      <w:r>
+        <w:rPr>
+          <w:rFonts w:ascii="Arial" w:cs="Arial" w:eastAsia="Arial" w:hAnsi="Arial"/>
+          <w:b/>
+          <w:bCs/>
+          <w:sz w:val="20"/>
+          <w:szCs w:val="20"/>
+        </w:rPr>
+        <w:t xml:space="preserve">Problem 1: </w:t>
+      </w:r>
+      <w:r>
+        <w:rPr>
+          <w:rFonts w:ascii="Arial" w:cs="Arial" w:eastAsia="Arial" w:hAnsi="Arial"/>
+          <w:sz w:val="20"/>
+          <w:szCs w:val="20"/>
+        </w:rPr>
+        <w:t xml:space="preserve">Beginner:  Use map() to double every number in a list.</w:t>
+      </w:r>
+    </w:p>
+    <w:p>
+      <w:pPr>
+        <w:spacing w:after="80"/>
+      </w:pPr>
+      <w:r>
+        <w:rPr>
+          <w:rFonts w:ascii="Arial" w:cs="Arial" w:eastAsia="Arial" w:hAnsi="Arial"/>
+          <w:b/>
+          <w:bCs/>
+          <w:sz w:val="20"/>
+          <w:szCs w:val="20"/>
+        </w:rPr>
+        <w:t xml:space="preserve">Problem 2: </w:t>
+      </w:r>
+      <w:r>
+        <w:rPr>
+          <w:rFonts w:ascii="Arial" w:cs="Arial" w:eastAsia="Arial" w:hAnsi="Arial"/>
+          <w:sz w:val="20"/>
+          <w:szCs w:val="20"/>
+        </w:rPr>
+        <w:t xml:space="preserve">Intermediate:  Use filter() to keep only strings that contain the letter "a", then use map() to convert them all to uppercase.</w:t>
+      </w:r>
+    </w:p>
+    <w:p>
+      <w:pPr>
+        <w:spacing w:after="80"/>
+      </w:pPr>
+      <w:r>
+        <w:rPr>
+          <w:rFonts w:ascii="Arial" w:cs="Arial" w:eastAsia="Arial" w:hAnsi="Arial"/>
+          <w:b/>
+          <w:bCs/>
+          <w:sz w:val="20"/>
+          <w:szCs w:val="20"/>
+        </w:rPr>
+        <w:t xml:space="preserve">Problem 3: </w:t>
+      </w:r>
+      <w:r>
+        <w:rPr>
+          <w:rFonts w:ascii="Arial" w:cs="Arial" w:eastAsia="Arial" w:hAnsi="Arial"/>
+          <w:sz w:val="20"/>
+          <w:szCs w:val="20"/>
+        </w:rPr>
+        <w:t xml:space="preserve">Challenge:  Create a function that takes a list of products (with price and discount fields) and returns the final prices after applying discounts using map().</w:t>
+      </w:r>
     </w:p>
     <w:p>
       <w:pPr>
